--- a/docs/AI_Expense_Tracker_Learning_Guide.docx
+++ b/docs/AI_Expense_Tracker_Learning_Guide.docx
@@ -3690,11 +3690,17 @@
         <w:br/>
         <w:t xml:space="preserve">    base_currency = await get_base_currency()</w:t>
         <w:br/>
-        <w:t xml:space="preserve">    amount_fields = build_amount_fields(</w:t>
-        <w:br/>
-        <w:t xml:space="preserve">        expense.amount, expense.currency.upper(), base_currency</w:t>
-        <w:br/>
-        <w:t xml:space="preserve">    )</w:t>
+        <w:t xml:space="preserve">    try:</w:t>
+        <w:br/>
+        <w:t xml:space="preserve">        amount_fields = build_amount_fields(</w:t>
+        <w:br/>
+        <w:t xml:space="preserve">            expense.amount, expense.currency.upper(), base_currency</w:t>
+        <w:br/>
+        <w:t xml:space="preserve">        )</w:t>
+        <w:br/>
+        <w:t xml:space="preserve">    except ValueError as e:</w:t>
+        <w:br/>
+        <w:t xml:space="preserve">        raise HTTPException(status_code=400, detail=str(e))</w:t>
         <w:br/>
         <w:br/>
         <w:t xml:space="preserve">    expense_dict = {</w:t>
@@ -4080,7 +4086,7 @@
           <w:color w:val="333333"/>
           <w:sz w:val="18"/>
         </w:rPr>
-        <w:t>from fastapi import APIRouter</w:t>
+        <w:t>from fastapi import APIRouter, HTTPException</w:t>
         <w:br/>
         <w:t>from database import salary_collection</w:t>
         <w:br/>
@@ -4093,7 +4099,15 @@
         <w:br/>
         <w:t>from routes.expenses import fetch_expenses_by_month, get_base_currency</w:t>
         <w:br/>
-        <w:t>from services.currency import convert as convert_currency</w:t>
+        <w:t>from services.currency import (</w:t>
+        <w:br/>
+        <w:t xml:space="preserve">    convert as convert_currency,</w:t>
+        <w:br/>
+        <w:t xml:space="preserve">    supported as supported_currency,</w:t>
+        <w:br/>
+        <w:t xml:space="preserve">    CURRENCIES,</w:t>
+        <w:br/>
+        <w:t>)</w:t>
         <w:br/>
         <w:br/>
         <w:t>router = APIRouter()</w:t>
@@ -4107,6 +4121,16 @@
         <w:t xml:space="preserve">    base = await get_base_currency()</w:t>
         <w:br/>
         <w:t xml:space="preserve">    input_currency = (input_currency or base).upper()</w:t>
+        <w:br/>
+        <w:t xml:space="preserve">    if not supported_currency(input_currency):</w:t>
+        <w:br/>
+        <w:t xml:space="preserve">        raise HTTPException(</w:t>
+        <w:br/>
+        <w:t xml:space="preserve">            status_code=400,</w:t>
+        <w:br/>
+        <w:t xml:space="preserve">            detail=f"Unsupported currency: '{input_currency}'. Supported: {list(CURRENCIES.keys())}",</w:t>
+        <w:br/>
+        <w:t xml:space="preserve">        )</w:t>
         <w:br/>
         <w:t xml:space="preserve">    if input_currency == base:</w:t>
         <w:br/>
@@ -4584,11 +4608,17 @@
         <w:br/>
         <w:t xml:space="preserve">    base_currency = await get_base_currency()</w:t>
         <w:br/>
-        <w:t xml:space="preserve">    amount_fields = build_amount_fields(</w:t>
-        <w:br/>
-        <w:t xml:space="preserve">        expense.amount, expense.currency.upper(), base_currency</w:t>
-        <w:br/>
-        <w:t xml:space="preserve">    )</w:t>
+        <w:t xml:space="preserve">    try:</w:t>
+        <w:br/>
+        <w:t xml:space="preserve">        amount_fields = build_amount_fields(</w:t>
+        <w:br/>
+        <w:t xml:space="preserve">            expense.amount, expense.currency.upper(), base_currency</w:t>
+        <w:br/>
+        <w:t xml:space="preserve">        )</w:t>
+        <w:br/>
+        <w:t xml:space="preserve">    except ValueError as e:</w:t>
+        <w:br/>
+        <w:t xml:space="preserve">        raise HTTPException(status_code=400, detail=str(e))</w:t>
         <w:br/>
         <w:t xml:space="preserve">    doc = {</w:t>
         <w:br/>
@@ -4650,13 +4680,29 @@
         <w:br/>
         <w:t xml:space="preserve">    base_currency = await get_base_currency()</w:t>
         <w:br/>
-        <w:t xml:space="preserve">    input_currency = (nl.currency or base_currency).upper()</w:t>
-        <w:br/>
-        <w:t xml:space="preserve">    amount_fields = build_amount_fields(</w:t>
-        <w:br/>
-        <w:t xml:space="preserve">        parsed["amount"], input_currency, base_currency</w:t>
-        <w:br/>
-        <w:t xml:space="preserve">    )</w:t>
+        <w:br/>
+        <w:t xml:space="preserve">    # Prefer AI-detected currency from the text; fall back to dropdown; else base</w:t>
+        <w:br/>
+        <w:t xml:space="preserve">    input_currency = (</w:t>
+        <w:br/>
+        <w:t xml:space="preserve">        parsed.get("currency_hint")</w:t>
+        <w:br/>
+        <w:t xml:space="preserve">        or (nl.currency or base_currency)</w:t>
+        <w:br/>
+        <w:t xml:space="preserve">    ).upper()</w:t>
+        <w:br/>
+        <w:br/>
+        <w:t xml:space="preserve">    try:</w:t>
+        <w:br/>
+        <w:t xml:space="preserve">        amount_fields = build_amount_fields(</w:t>
+        <w:br/>
+        <w:t xml:space="preserve">            parsed["amount"], input_currency, base_currency</w:t>
+        <w:br/>
+        <w:t xml:space="preserve">        )</w:t>
+        <w:br/>
+        <w:t xml:space="preserve">    except ValueError as e:</w:t>
+        <w:br/>
+        <w:t xml:space="preserve">        raise HTTPException(status_code=400, detail=str(e))</w:t>
         <w:br/>
         <w:br/>
         <w:t xml:space="preserve">    doc = {</w:t>
@@ -5004,6 +5050,7 @@
         <w:t>Format: Return a numbered list (1., 2., 3.) with one tip per line. No markdown bold/italic."""</w:t>
         <w:br/>
         <w:br/>
+        <w:br/>
         <w:t>PARSE_EXPENSE_PROMPT = """You are an expense parser.</w:t>
         <w:br/>
         <w:t>Given a single sentence describing an expense in plain English, extract:</w:t>
@@ -5014,8 +5061,20 @@
         <w:br/>
         <w:t>- category: one of Food, Transport, Shopping, Bills, Entertainment, Health, Education, Miscellaneous</w:t>
         <w:br/>
-        <w:br/>
-        <w:t>Return ONLY a valid JSON object with EXACTLY these 3 keys.</w:t>
+        <w:t>- currency: if the user clearly mentions a currency in the text, return the 3-letter code.</w:t>
+        <w:br/>
+        <w:t xml:space="preserve">  Mapping examples: "rs"/"rupees"/"Rs"/"₹"/"INR" -&gt; INR ; "$"/"dollars"/"USD" -&gt; USD ;</w:t>
+        <w:br/>
+        <w:t xml:space="preserve">  "€"/"euros"/"EUR" -&gt; EUR ; "£"/"pounds"/"GBP" -&gt; GBP ; "¥"/"yen"/"JPY" -&gt; JPY ;</w:t>
+        <w:br/>
+        <w:t xml:space="preserve">  "AUD"/"Australian dollar" -&gt; AUD ; "CAD" -&gt; CAD ; "SGD" -&gt; SGD ; "CHF" -&gt; CHF ;</w:t>
+        <w:br/>
+        <w:t xml:space="preserve">  "CNY"/"yuan" -&gt; CNY ; "HKD" -&gt; HKD ; "NZD" -&gt; NZD ; "AED"/"dirham" -&gt; AED.</w:t>
+        <w:br/>
+        <w:t xml:space="preserve">  If no currency is mentioned, return null.</w:t>
+        <w:br/>
+        <w:br/>
+        <w:t>Return ONLY a valid JSON object with EXACTLY these 4 keys.</w:t>
         <w:br/>
         <w:t>No markdown. No code fence. No explanation. Just JSON.</w:t>
         <w:br/>
@@ -5024,22 +5083,32 @@
         <w:br/>
         <w:t>Input: "I spent 1000 rs on food with title zomato"</w:t>
         <w:br/>
-        <w:t>Output: {"title": "Zomato", "amount": 1000, "category": "Food"}</w:t>
+        <w:t>Output: {"title": "Zomato", "amount": 1000, "category": "Food", "currency": "INR"}</w:t>
+        <w:br/>
+        <w:br/>
+        <w:t>Input: "paid 30 $ for food"</w:t>
+        <w:br/>
+        <w:t>Output: {"title": "Food", "amount": 30, "category": "Food", "currency": "USD"}</w:t>
         <w:br/>
         <w:br/>
         <w:t>Input: "paid 500 for uber yesterday"</w:t>
         <w:br/>
-        <w:t>Output: {"title": "Uber", "amount": 500, "category": "Transport"}</w:t>
+        <w:t>Output: {"title": "Uber", "amount": 500, "category": "Transport", "currency": null}</w:t>
         <w:br/>
         <w:br/>
         <w:t>Input: "bought a t-shirt from myntra for 1200"</w:t>
         <w:br/>
-        <w:t>Output: {"title": "Myntra t-shirt", "amount": 1200, "category": "Shopping"}</w:t>
+        <w:t>Output: {"title": "Myntra t-shirt", "amount": 1200, "category": "Shopping", "currency": null}</w:t>
         <w:br/>
         <w:br/>
         <w:t>Input: "350 electricity bill"</w:t>
         <w:br/>
-        <w:t>Output: {"title": "Electricity bill", "amount": 350, "category": "Bills"}</w:t>
+        <w:t>Output: {"title": "Electricity bill", "amount": 350, "category": "Bills", "currency": null}</w:t>
+        <w:br/>
+        <w:br/>
+        <w:t>Input: "spent 25 euros on lunch in paris"</w:t>
+        <w:br/>
+        <w:t>Output: {"title": "Lunch in Paris", "amount": 25, "category": "Food", "currency": "EUR"}</w:t>
         <w:br/>
         <w:t>"""</w:t>
         <w:br/>
@@ -5060,32 +5129,73 @@
         <w:t>You help the user understand and manage their expenses through natural conversation.</w:t>
         <w:br/>
         <w:br/>
-        <w:t>You have tools that let you:</w:t>
-        <w:br/>
-        <w:t>- Read expenses (by month, category, or all)</w:t>
-        <w:br/>
-        <w:t>- Add new expenses</w:t>
-        <w:br/>
-        <w:t>- Update existing expenses</w:t>
-        <w:br/>
-        <w:t>- Delete expenses</w:t>
-        <w:br/>
-        <w:t>- View salary and savings</w:t>
+        <w:t>Today's date is: {today}</w:t>
+        <w:br/>
+        <w:t>Current month: {current_month} {current_year}</w:t>
+        <w:br/>
+        <w:br/>
+        <w:t>You have tools for the CURRENT month:</w:t>
+        <w:br/>
+        <w:t>- get_all_expenses_this_month, get_expenses_by_category, get_monthly_total</w:t>
+        <w:br/>
+        <w:t>- get_salary, get_savings</w:t>
+        <w:br/>
+        <w:br/>
+        <w:t>You have tools for SPECIFIC past or current months:</w:t>
+        <w:br/>
+        <w:t>- get_expenses_for_month(month, year) — all expenses for that month</w:t>
+        <w:br/>
+        <w:t>- get_expenses_by_category_for_month(category, month, year) — category filter</w:t>
+        <w:br/>
+        <w:t>- get_yearly_summary() — month-by-month + category totals for the whole year</w:t>
+        <w:br/>
+        <w:br/>
+        <w:t>You also have tools for modifying data:</w:t>
+        <w:br/>
+        <w:t>- add_expense, delete_expense_by_title, update_expense_by_title</w:t>
         <w:br/>
         <w:br/>
         <w:t>Rules:</w:t>
         <w:br/>
-        <w:t>- Always use INR (Rs.) as currency</w:t>
-        <w:br/>
-        <w:t>- When the user asks about their data, ALWAYS use the appropriate tool. Never guess numbers.</w:t>
-        <w:br/>
-        <w:t>- When the user wants to modify data, use the right tool and confirm what you did</w:t>
-        <w:br/>
-        <w:t>- Be concise and friendly</w:t>
-        <w:br/>
-        <w:t>- After getting tool results, summarize naturally — never paste raw JSON</w:t>
-        <w:br/>
-        <w:t>- If the user is vague, ask one clarifying question</w:t>
+        <w:t>- When the user asks about a SPECIFIC month (e.g. 'April', 'last month', 'in March'),</w:t>
+        <w:br/>
+        <w:t xml:space="preserve">  ALWAYS use the month-aware tools. Compute the right month/year yourself.</w:t>
+        <w:br/>
+        <w:t xml:space="preserve">  Example: today is May 2026, 'last month' = April 2026.</w:t>
+        <w:br/>
+        <w:t>- When the user asks about the year, use get_yearly_summary.</w:t>
+        <w:br/>
+        <w:t>- When the user asks about THIS month with no other qualifier, use the current-month tools.</w:t>
+        <w:br/>
+        <w:t>- ALWAYS use tools. Never guess numbers.</w:t>
+        <w:br/>
+        <w:br/>
+        <w:t>CRITICAL — formatting amounts in your reply:</w:t>
+        <w:br/>
+        <w:t>- Every tool result that contains amounts ALSO contains pre-formatted versions</w:t>
+        <w:br/>
+        <w:t xml:space="preserve">  in keys ending in '_display' (e.g. 'total_display', 'amount_display',</w:t>
+        <w:br/>
+        <w:t xml:space="preserve">  'monthly_totals_display', 'salary_display'). These strings already include</w:t>
+        <w:br/>
+        <w:t xml:space="preserve">  the correct currency symbol AND locale-correct thousand separators</w:t>
+        <w:br/>
+        <w:t xml:space="preserve">  (e.g. '₹1,00,000' for INR, '$1,234.56' for USD).</w:t>
+        <w:br/>
+        <w:t>- When mentioning an amount in your reply, USE the _display string EXACTLY as</w:t>
+        <w:br/>
+        <w:t xml:space="preserve">  given. Do NOT reformat numbers, do NOT add or change the currency symbol,</w:t>
+        <w:br/>
+        <w:t xml:space="preserve">  do NOT round the number yourself.</w:t>
+        <w:br/>
+        <w:t>- Only use the raw numeric fields for internal calculations (e.g. comparing</w:t>
+        <w:br/>
+        <w:t xml:space="preserve">  two months). For anything the user reads, use the _display value.</w:t>
+        <w:br/>
+        <w:br/>
+        <w:t>- Be concise and friendly. Summarize tool results naturally; never paste raw JSON.</w:t>
+        <w:br/>
+        <w:t>- If the user is vague, ask one clarifying question.</w:t>
         <w:br/>
         <w:t>"""</w:t>
         <w:br/>
@@ -5109,9 +5219,9 @@
           <w:color w:val="333333"/>
           <w:sz w:val="18"/>
         </w:rPr>
-        <w:t>"""Tool functions Gemini can call to interact with the expense database.</w:t>
-        <w:br/>
-        <w:t>Uses synchronous PyMongo so it works cleanly with Gemini's function-calling pattern.</w:t>
+        <w:t>"""Tool functions the LLM can call to interact with the expense database.</w:t>
+        <w:br/>
+        <w:t>Uses synchronous PyMongo because the LLM SDK's tool-call execution is sync.</w:t>
         <w:br/>
         <w:t>"""</w:t>
         <w:br/>
@@ -5126,6 +5236,9 @@
         <w:t>from dotenv import load_dotenv</w:t>
         <w:br/>
         <w:br/>
+        <w:t>from services.currency import format_amount, symbol_for</w:t>
+        <w:br/>
+        <w:br/>
         <w:t>load_dotenv()</w:t>
         <w:br/>
         <w:br/>
@@ -5137,6 +5250,28 @@
         <w:br/>
         <w:t>_salaries = _db.salaries</w:t>
         <w:br/>
+        <w:t>_settings = _db.settings</w:t>
+        <w:br/>
+        <w:br/>
+        <w:br/>
+        <w:t>def _base_currency() -&gt; str:</w:t>
+        <w:br/>
+        <w:t xml:space="preserve">    """Read the user's base currency from MongoDB settings."""</w:t>
+        <w:br/>
+        <w:t xml:space="preserve">    doc = _settings.find_one({"_id": "user_settings"})</w:t>
+        <w:br/>
+        <w:t xml:space="preserve">    return (doc or {}).get("base_currency", "INR")</w:t>
+        <w:br/>
+        <w:br/>
+        <w:br/>
+        <w:t>def _fmt(amount, decimals: int = 0, currency: str = None) -&gt; str:</w:t>
+        <w:br/>
+        <w:t xml:space="preserve">    """Locale-aware display string for an amount in the base currency."""</w:t>
+        <w:br/>
+        <w:t xml:space="preserve">    cur = currency or _base_currency()</w:t>
+        <w:br/>
+        <w:t xml:space="preserve">    return f"{symbol_for(cur)}{format_amount(amount, cur, decimals)}"</w:t>
+        <w:br/>
         <w:br/>
         <w:br/>
         <w:t>def _current_month_name() -&gt; str:</w:t>
@@ -5177,18 +5312,30 @@
         <w:br/>
         <w:t xml:space="preserve">    """</w:t>
         <w:br/>
+        <w:t xml:space="preserve">    cur = _base_currency()</w:t>
+        <w:br/>
         <w:t xml:space="preserve">    expenses = _find_month_expenses(_current_month_name())</w:t>
         <w:br/>
+        <w:t xml:space="preserve">    total = sum(e.get("amount", 0) for e in expenses)</w:t>
+        <w:br/>
         <w:t xml:space="preserve">    return {</w:t>
         <w:br/>
         <w:t xml:space="preserve">        "month": _current_month_year(),</w:t>
         <w:br/>
+        <w:t xml:space="preserve">        "currency": cur,</w:t>
+        <w:br/>
         <w:t xml:space="preserve">        "count": len(expenses),</w:t>
         <w:br/>
+        <w:t xml:space="preserve">        "total": total,</w:t>
+        <w:br/>
+        <w:t xml:space="preserve">        "total_display": _fmt(total, 2, cur),</w:t>
+        <w:br/>
         <w:t xml:space="preserve">        "expenses": [</w:t>
         <w:br/>
         <w:t xml:space="preserve">            {"title": e.get("title"), "amount": e.get("amount"),</w:t>
         <w:br/>
+        <w:t xml:space="preserve">             "amount_display": _fmt(e.get("amount"), 2, cur),</w:t>
+        <w:br/>
         <w:t xml:space="preserve">             "category": e.get("category"), "date": e.get("date")}</w:t>
         <w:br/>
         <w:t xml:space="preserve">            for e in expenses</w:t>
@@ -5214,6 +5361,8 @@
         <w:br/>
         <w:t xml:space="preserve">    """</w:t>
         <w:br/>
+        <w:t xml:space="preserve">    cur = _base_currency()</w:t>
+        <w:br/>
         <w:t xml:space="preserve">    expenses = _find_month_expenses(_current_month_name())</w:t>
         <w:br/>
         <w:t xml:space="preserve">    filtered = [e for e in expenses</w:t>
@@ -5226,11 +5375,23 @@
         <w:br/>
         <w:t xml:space="preserve">        "category": category,</w:t>
         <w:br/>
+        <w:t xml:space="preserve">        "currency": cur,</w:t>
+        <w:br/>
         <w:t xml:space="preserve">        "count": len(filtered),</w:t>
         <w:br/>
         <w:t xml:space="preserve">        "total": total,</w:t>
         <w:br/>
-        <w:t xml:space="preserve">        "items": [{"title": e["title"], "amount": e["amount"]} for e in filtered],</w:t>
+        <w:t xml:space="preserve">        "total_display": _fmt(total, 2, cur),</w:t>
+        <w:br/>
+        <w:t xml:space="preserve">        "items": [</w:t>
+        <w:br/>
+        <w:t xml:space="preserve">            {"title": e["title"], "amount": e["amount"],</w:t>
+        <w:br/>
+        <w:t xml:space="preserve">             "amount_display": _fmt(e["amount"], 2, cur)}</w:t>
+        <w:br/>
+        <w:t xml:space="preserve">            for e in filtered</w:t>
+        <w:br/>
+        <w:t xml:space="preserve">        ],</w:t>
         <w:br/>
         <w:t xml:space="preserve">    }</w:t>
         <w:br/>
@@ -5240,13 +5401,25 @@
         <w:br/>
         <w:t xml:space="preserve">    """Returns the total amount spent this month across all categories."""</w:t>
         <w:br/>
+        <w:t xml:space="preserve">    cur = _base_currency()</w:t>
+        <w:br/>
         <w:t xml:space="preserve">    expenses = _find_month_expenses(_current_month_name())</w:t>
         <w:br/>
         <w:t xml:space="preserve">    total = sum(e.get("amount", 0) for e in expenses)</w:t>
         <w:br/>
-        <w:t xml:space="preserve">    return {"month": _current_month_year(), "total": total,</w:t>
-        <w:br/>
-        <w:t xml:space="preserve">            "expense_count": len(expenses)}</w:t>
+        <w:t xml:space="preserve">    return {</w:t>
+        <w:br/>
+        <w:t xml:space="preserve">        "month": _current_month_year(),</w:t>
+        <w:br/>
+        <w:t xml:space="preserve">        "currency": cur,</w:t>
+        <w:br/>
+        <w:t xml:space="preserve">        "total": total,</w:t>
+        <w:br/>
+        <w:t xml:space="preserve">        "total_display": _fmt(total, 2, cur),</w:t>
+        <w:br/>
+        <w:t xml:space="preserve">        "expense_count": len(expenses),</w:t>
+        <w:br/>
+        <w:t xml:space="preserve">    }</w:t>
         <w:br/>
         <w:br/>
         <w:br/>
@@ -5254,17 +5427,27 @@
         <w:br/>
         <w:t xml:space="preserve">    """Returns the user's salary for the current month."""</w:t>
         <w:br/>
+        <w:t xml:space="preserve">    cur = _base_currency()</w:t>
+        <w:br/>
         <w:t xml:space="preserve">    salary = _salaries.find_one({"month": _current_month_year()})</w:t>
         <w:br/>
         <w:t xml:space="preserve">    if not salary:</w:t>
         <w:br/>
         <w:t xml:space="preserve">        return {"message": "No salary recorded for this month yet"}</w:t>
         <w:br/>
-        <w:t xml:space="preserve">    return {"month": _current_month_year(),</w:t>
-        <w:br/>
-        <w:t xml:space="preserve">            "amount": salary.get("amount"),</w:t>
-        <w:br/>
-        <w:t xml:space="preserve">            "currency": salary.get("currency", "INR")}</w:t>
+        <w:t xml:space="preserve">    amount = salary.get("amount")</w:t>
+        <w:br/>
+        <w:t xml:space="preserve">    return {</w:t>
+        <w:br/>
+        <w:t xml:space="preserve">        "month": _current_month_year(),</w:t>
+        <w:br/>
+        <w:t xml:space="preserve">        "amount": amount,</w:t>
+        <w:br/>
+        <w:t xml:space="preserve">        "amount_display": _fmt(amount, 2, cur),</w:t>
+        <w:br/>
+        <w:t xml:space="preserve">        "currency": salary.get("currency", cur),</w:t>
+        <w:br/>
+        <w:t xml:space="preserve">    }</w:t>
         <w:br/>
         <w:br/>
         <w:br/>
@@ -5272,6 +5455,8 @@
         <w:br/>
         <w:t xml:space="preserve">    """Returns savings = salary minus total expenses for the current month."""</w:t>
         <w:br/>
+        <w:t xml:space="preserve">    cur = _base_currency()</w:t>
+        <w:br/>
         <w:t xml:space="preserve">    expenses = _find_month_expenses(_current_month_name())</w:t>
         <w:br/>
         <w:t xml:space="preserve">    total_spent = sum(e.get("amount", 0) for e in expenses)</w:t>
@@ -5280,15 +5465,37 @@
         <w:br/>
         <w:t xml:space="preserve">    if not salary:</w:t>
         <w:br/>
-        <w:t xml:space="preserve">        return {"message": "No salary set", "total_spent": total_spent}</w:t>
+        <w:t xml:space="preserve">        return {</w:t>
+        <w:br/>
+        <w:t xml:space="preserve">            "message": "No salary set",</w:t>
+        <w:br/>
+        <w:t xml:space="preserve">            "total_spent": total_spent,</w:t>
+        <w:br/>
+        <w:t xml:space="preserve">            "total_spent_display": _fmt(total_spent, 2, cur),</w:t>
+        <w:br/>
+        <w:t xml:space="preserve">            "currency": cur,</w:t>
+        <w:br/>
+        <w:t xml:space="preserve">        }</w:t>
+        <w:br/>
+        <w:t xml:space="preserve">    salary_amount = salary.get("amount", 0)</w:t>
+        <w:br/>
+        <w:t xml:space="preserve">    savings = salary_amount - total_spent</w:t>
         <w:br/>
         <w:t xml:space="preserve">    return {</w:t>
         <w:br/>
-        <w:t xml:space="preserve">        "salary": salary.get("amount"),</w:t>
+        <w:t xml:space="preserve">        "currency": cur,</w:t>
+        <w:br/>
+        <w:t xml:space="preserve">        "salary": salary_amount,</w:t>
+        <w:br/>
+        <w:t xml:space="preserve">        "salary_display": _fmt(salary_amount, 2, cur),</w:t>
         <w:br/>
         <w:t xml:space="preserve">        "total_spent": total_spent,</w:t>
         <w:br/>
-        <w:t xml:space="preserve">        "savings": salary.get("amount", 0) - total_spent,</w:t>
+        <w:t xml:space="preserve">        "total_spent_display": _fmt(total_spent, 2, cur),</w:t>
+        <w:br/>
+        <w:t xml:space="preserve">        "savings": savings,</w:t>
+        <w:br/>
+        <w:t xml:space="preserve">        "savings_display": _fmt(savings, 2, cur),</w:t>
         <w:br/>
         <w:t xml:space="preserve">    }</w:t>
         <w:br/>
@@ -5358,6 +5565,186 @@
         <w:br/>
         <w:br/>
         <w:br/>
+        <w:t>def get_yearly_summary() -&gt; dict:</w:t>
+        <w:br/>
+        <w:t xml:space="preserve">    """Returns month-by-month spending totals for the current year plus</w:t>
+        <w:br/>
+        <w:t xml:space="preserve">    category-wise totals.</w:t>
+        <w:br/>
+        <w:br/>
+        <w:t xml:space="preserve">    Use this for questions about the year as a whole, trends across months,</w:t>
+        <w:br/>
+        <w:t xml:space="preserve">    or comparisons like 'which month did I spend the most'.</w:t>
+        <w:br/>
+        <w:t xml:space="preserve">    """</w:t>
+        <w:br/>
+        <w:t xml:space="preserve">    cur = _base_currency()</w:t>
+        <w:br/>
+        <w:t xml:space="preserve">    current_year = datetime.now().year</w:t>
+        <w:br/>
+        <w:t xml:space="preserve">    current_month_num = datetime.now().month</w:t>
+        <w:br/>
+        <w:t xml:space="preserve">    months = ["January", "February", "March", "April", "May", "June",</w:t>
+        <w:br/>
+        <w:t xml:space="preserve">              "July", "August", "September", "October", "November", "December"]</w:t>
+        <w:br/>
+        <w:t xml:space="preserve">    monthly_totals = {}</w:t>
+        <w:br/>
+        <w:t xml:space="preserve">    monthly_totals_display = {}</w:t>
+        <w:br/>
+        <w:t xml:space="preserve">    category_totals = {}</w:t>
+        <w:br/>
+        <w:t xml:space="preserve">    category_totals_display = {}</w:t>
+        <w:br/>
+        <w:t xml:space="preserve">    grand_total = 0</w:t>
+        <w:br/>
+        <w:t xml:space="preserve">    for i in range(current_month_num):</w:t>
+        <w:br/>
+        <w:t xml:space="preserve">        month_name = months[i]</w:t>
+        <w:br/>
+        <w:t xml:space="preserve">        expenses = _find_month_expenses(month_name)</w:t>
+        <w:br/>
+        <w:t xml:space="preserve">        expenses = [e for e in expenses if str(current_year) in str(e.get("date", ""))]</w:t>
+        <w:br/>
+        <w:t xml:space="preserve">        month_total = 0</w:t>
+        <w:br/>
+        <w:t xml:space="preserve">        for e in expenses:</w:t>
+        <w:br/>
+        <w:t xml:space="preserve">            amt = e.get("amount", 0)</w:t>
+        <w:br/>
+        <w:t xml:space="preserve">            cat = e.get("category", "Miscellaneous")</w:t>
+        <w:br/>
+        <w:t xml:space="preserve">            month_total += amt</w:t>
+        <w:br/>
+        <w:t xml:space="preserve">            category_totals[cat] = category_totals.get(cat, 0) + amt</w:t>
+        <w:br/>
+        <w:t xml:space="preserve">        monthly_totals[month_name] = month_total</w:t>
+        <w:br/>
+        <w:t xml:space="preserve">        monthly_totals_display[month_name] = _fmt(month_total, 2, cur)</w:t>
+        <w:br/>
+        <w:t xml:space="preserve">        grand_total += month_total</w:t>
+        <w:br/>
+        <w:t xml:space="preserve">    for cat, amt in category_totals.items():</w:t>
+        <w:br/>
+        <w:t xml:space="preserve">        category_totals_display[cat] = _fmt(amt, 2, cur)</w:t>
+        <w:br/>
+        <w:t xml:space="preserve">    return {</w:t>
+        <w:br/>
+        <w:t xml:space="preserve">        "year": current_year,</w:t>
+        <w:br/>
+        <w:t xml:space="preserve">        "currency": cur,</w:t>
+        <w:br/>
+        <w:t xml:space="preserve">        "monthly_totals": monthly_totals,</w:t>
+        <w:br/>
+        <w:t xml:space="preserve">        "monthly_totals_display": monthly_totals_display,</w:t>
+        <w:br/>
+        <w:t xml:space="preserve">        "category_totals": category_totals,</w:t>
+        <w:br/>
+        <w:t xml:space="preserve">        "category_totals_display": category_totals_display,</w:t>
+        <w:br/>
+        <w:t xml:space="preserve">        "grand_total": grand_total,</w:t>
+        <w:br/>
+        <w:t xml:space="preserve">        "grand_total_display": _fmt(grand_total, 2, cur),</w:t>
+        <w:br/>
+        <w:t xml:space="preserve">    }</w:t>
+        <w:br/>
+        <w:br/>
+        <w:br/>
+        <w:t>def get_expenses_for_month(month: str, year: int) -&gt; dict:</w:t>
+        <w:br/>
+        <w:t xml:space="preserve">    """Get all expenses for a specific month and year (any past or current month).</w:t>
+        <w:br/>
+        <w:br/>
+        <w:t xml:space="preserve">    Use this when the user mentions a specific month like 'April', 'last month',</w:t>
+        <w:br/>
+        <w:t xml:space="preserve">    'in March', etc.</w:t>
+        <w:br/>
+        <w:t xml:space="preserve">    """</w:t>
+        <w:br/>
+        <w:t xml:space="preserve">    cur = _base_currency()</w:t>
+        <w:br/>
+        <w:t xml:space="preserve">    expenses = _find_month_expenses(month)</w:t>
+        <w:br/>
+        <w:t xml:space="preserve">    expenses = [e for e in expenses if str(year) in str(e.get("date", ""))]</w:t>
+        <w:br/>
+        <w:t xml:space="preserve">    total = sum(e.get("amount", 0) for e in expenses)</w:t>
+        <w:br/>
+        <w:t xml:space="preserve">    return {</w:t>
+        <w:br/>
+        <w:t xml:space="preserve">        "month": month,</w:t>
+        <w:br/>
+        <w:t xml:space="preserve">        "year": year,</w:t>
+        <w:br/>
+        <w:t xml:space="preserve">        "currency": cur,</w:t>
+        <w:br/>
+        <w:t xml:space="preserve">        "count": len(expenses),</w:t>
+        <w:br/>
+        <w:t xml:space="preserve">        "total": total,</w:t>
+        <w:br/>
+        <w:t xml:space="preserve">        "total_display": _fmt(total, 2, cur),</w:t>
+        <w:br/>
+        <w:t xml:space="preserve">        "expenses": [</w:t>
+        <w:br/>
+        <w:t xml:space="preserve">            {"title": e.get("title"), "amount": e.get("amount"),</w:t>
+        <w:br/>
+        <w:t xml:space="preserve">             "amount_display": _fmt(e.get("amount"), 2, cur),</w:t>
+        <w:br/>
+        <w:t xml:space="preserve">             "category": e.get("category"), "date": e.get("date")}</w:t>
+        <w:br/>
+        <w:t xml:space="preserve">            for e in expenses</w:t>
+        <w:br/>
+        <w:t xml:space="preserve">        ],</w:t>
+        <w:br/>
+        <w:t xml:space="preserve">    }</w:t>
+        <w:br/>
+        <w:br/>
+        <w:br/>
+        <w:t>def get_expenses_by_category_for_month(category: str, month: str, year: int) -&gt; dict:</w:t>
+        <w:br/>
+        <w:t xml:space="preserve">    """Get expenses filtered by category for a specific month and year."""</w:t>
+        <w:br/>
+        <w:t xml:space="preserve">    cur = _base_currency()</w:t>
+        <w:br/>
+        <w:t xml:space="preserve">    expenses = _find_month_expenses(month)</w:t>
+        <w:br/>
+        <w:t xml:space="preserve">    expenses = [e for e in expenses if str(year) in str(e.get("date", ""))]</w:t>
+        <w:br/>
+        <w:t xml:space="preserve">    filtered = [e for e in expenses</w:t>
+        <w:br/>
+        <w:t xml:space="preserve">                if (e.get("category") or "").lower() == category.lower()]</w:t>
+        <w:br/>
+        <w:t xml:space="preserve">    total = sum(e.get("amount", 0) for e in filtered)</w:t>
+        <w:br/>
+        <w:t xml:space="preserve">    return {</w:t>
+        <w:br/>
+        <w:t xml:space="preserve">        "month": month,</w:t>
+        <w:br/>
+        <w:t xml:space="preserve">        "year": year,</w:t>
+        <w:br/>
+        <w:t xml:space="preserve">        "currency": cur,</w:t>
+        <w:br/>
+        <w:t xml:space="preserve">        "category": category,</w:t>
+        <w:br/>
+        <w:t xml:space="preserve">        "count": len(filtered),</w:t>
+        <w:br/>
+        <w:t xml:space="preserve">        "total": total,</w:t>
+        <w:br/>
+        <w:t xml:space="preserve">        "total_display": _fmt(total, 2, cur),</w:t>
+        <w:br/>
+        <w:t xml:space="preserve">        "items": [</w:t>
+        <w:br/>
+        <w:t xml:space="preserve">            {"title": e["title"], "amount": e["amount"],</w:t>
+        <w:br/>
+        <w:t xml:space="preserve">             "amount_display": _fmt(e["amount"], 2, cur)}</w:t>
+        <w:br/>
+        <w:t xml:space="preserve">            for e in filtered</w:t>
+        <w:br/>
+        <w:t xml:space="preserve">        ],</w:t>
+        <w:br/>
+        <w:t xml:space="preserve">    }</w:t>
+        <w:br/>
+        <w:br/>
+        <w:br/>
         <w:t>def update_expense_by_title(title: str, new_amount: float = None,</w:t>
         <w:br/>
         <w:t xml:space="preserve">                            new_category: str = None) -&gt; dict:</w:t>
@@ -5430,6 +5817,12 @@
         <w:br/>
         <w:t xml:space="preserve">    "update_expense_by_title": update_expense_by_title,</w:t>
         <w:br/>
+        <w:t xml:space="preserve">    "get_yearly_summary": get_yearly_summary,</w:t>
+        <w:br/>
+        <w:t xml:space="preserve">    "get_expenses_for_month": get_expenses_for_month,</w:t>
+        <w:br/>
+        <w:t xml:space="preserve">    "get_expenses_by_category_for_month": get_expenses_by_category_for_month,</w:t>
+        <w:br/>
         <w:t>}</w:t>
         <w:br/>
         <w:br/>
@@ -5626,6 +6019,84 @@
         <w:t xml:space="preserve">                },</w:t>
         <w:br/>
         <w:t xml:space="preserve">                "required": ["title"],</w:t>
+        <w:br/>
+        <w:t xml:space="preserve">            },</w:t>
+        <w:br/>
+        <w:t xml:space="preserve">        },</w:t>
+        <w:br/>
+        <w:t xml:space="preserve">    },</w:t>
+        <w:br/>
+        <w:t xml:space="preserve">    {</w:t>
+        <w:br/>
+        <w:t xml:space="preserve">        "type": "function",</w:t>
+        <w:br/>
+        <w:t xml:space="preserve">        "function": {</w:t>
+        <w:br/>
+        <w:t xml:space="preserve">            "name": "get_yearly_summary",</w:t>
+        <w:br/>
+        <w:t xml:space="preserve">            "description": "Returns month-by-month spending totals for the current year plus category-wise totals. Use for questions about the year as a whole or trends across months.",</w:t>
+        <w:br/>
+        <w:t xml:space="preserve">            "parameters": {"type": "object", "properties": {}},</w:t>
+        <w:br/>
+        <w:t xml:space="preserve">        },</w:t>
+        <w:br/>
+        <w:t xml:space="preserve">    },</w:t>
+        <w:br/>
+        <w:t xml:space="preserve">    {</w:t>
+        <w:br/>
+        <w:t xml:space="preserve">        "type": "function",</w:t>
+        <w:br/>
+        <w:t xml:space="preserve">        "function": {</w:t>
+        <w:br/>
+        <w:t xml:space="preserve">            "name": "get_expenses_for_month",</w:t>
+        <w:br/>
+        <w:t xml:space="preserve">            "description": "Get all expenses for a specific month and year (e.g. April 2026, last month, March). Use when the user asks about a specific past month rather than the current one.",</w:t>
+        <w:br/>
+        <w:t xml:space="preserve">            "parameters": {</w:t>
+        <w:br/>
+        <w:t xml:space="preserve">                "type": "object",</w:t>
+        <w:br/>
+        <w:t xml:space="preserve">                "properties": {</w:t>
+        <w:br/>
+        <w:t xml:space="preserve">                    "month": {"type": "string", "description": "Full month name like 'January', 'April', etc."},</w:t>
+        <w:br/>
+        <w:t xml:space="preserve">                    "year": {"type": "integer", "description": "4-digit year like 2026"},</w:t>
+        <w:br/>
+        <w:t xml:space="preserve">                },</w:t>
+        <w:br/>
+        <w:t xml:space="preserve">                "required": ["month", "year"],</w:t>
+        <w:br/>
+        <w:t xml:space="preserve">            },</w:t>
+        <w:br/>
+        <w:t xml:space="preserve">        },</w:t>
+        <w:br/>
+        <w:t xml:space="preserve">    },</w:t>
+        <w:br/>
+        <w:t xml:space="preserve">    {</w:t>
+        <w:br/>
+        <w:t xml:space="preserve">        "type": "function",</w:t>
+        <w:br/>
+        <w:t xml:space="preserve">        "function": {</w:t>
+        <w:br/>
+        <w:t xml:space="preserve">            "name": "get_expenses_by_category_for_month",</w:t>
+        <w:br/>
+        <w:t xml:space="preserve">            "description": "Get expenses for a specific category within a specific month and year. Use for questions like 'how much on food in April'.",</w:t>
+        <w:br/>
+        <w:t xml:space="preserve">            "parameters": {</w:t>
+        <w:br/>
+        <w:t xml:space="preserve">                "type": "object",</w:t>
+        <w:br/>
+        <w:t xml:space="preserve">                "properties": {</w:t>
+        <w:br/>
+        <w:t xml:space="preserve">                    "category": {"type": "string", "description": "One of Food, Transport, Shopping, Bills, Entertainment, Health, Education, Miscellaneous"},</w:t>
+        <w:br/>
+        <w:t xml:space="preserve">                    "month": {"type": "string", "description": "Full month name"},</w:t>
+        <w:br/>
+        <w:t xml:space="preserve">                    "year": {"type": "integer", "description": "4-digit year"},</w:t>
+        <w:br/>
+        <w:t xml:space="preserve">                },</w:t>
+        <w:br/>
+        <w:t xml:space="preserve">                "required": ["category", "month", "year"],</w:t>
         <w:br/>
         <w:t xml:space="preserve">            },</w:t>
         <w:br/>
@@ -5766,13 +6237,18 @@
         <w:br/>
         <w:t>def parse_expense_text(text: str) -&gt; dict:</w:t>
         <w:br/>
-        <w:t xml:space="preserve">    """Parse a free-form sentence into {title, amount, category}.</w:t>
-        <w:br/>
-        <w:br/>
-        <w:t xml:space="preserve">    Returns dict with those 3 keys, or raises ValueError if parsing fails.</w:t>
+        <w:t xml:space="preserve">    """Parse a free-form sentence into {title, amount, category, currency_hint}.</w:t>
+        <w:br/>
+        <w:br/>
+        <w:t xml:space="preserve">    currency_hint is the 3-letter code the AI detected in the text, or None.</w:t>
+        <w:br/>
+        <w:t xml:space="preserve">    Raises ValueError if title or amount couldn't be extracted.</w:t>
         <w:br/>
         <w:t xml:space="preserve">    """</w:t>
         <w:br/>
+        <w:t xml:space="preserve">    from services.currency import supported as _supported_currency</w:t>
+        <w:br/>
+        <w:br/>
         <w:t xml:space="preserve">    valid_cats = {"Food", "Transport", "Shopping", "Bills",</w:t>
         <w:br/>
         <w:t xml:space="preserve">                  "Entertainment", "Health", "Education", "Miscellaneous"}</w:t>
@@ -5819,7 +6295,32 @@
         <w:t xml:space="preserve">        category = "Miscellaneous"</w:t>
         <w:br/>
         <w:br/>
-        <w:t xml:space="preserve">    return {"title": title, "amount": float(amount), "category": category}</w:t>
+        <w:t xml:space="preserve">    # Validate currency hint — only trust it if it's a supported 3-letter code</w:t>
+        <w:br/>
+        <w:t xml:space="preserve">    raw_curr = parsed.get("currency")</w:t>
+        <w:br/>
+        <w:t xml:space="preserve">    currency_hint = None</w:t>
+        <w:br/>
+        <w:t xml:space="preserve">    if isinstance(raw_curr, str):</w:t>
+        <w:br/>
+        <w:t xml:space="preserve">        candidate = raw_curr.strip().upper()</w:t>
+        <w:br/>
+        <w:t xml:space="preserve">        if _supported_currency(candidate):</w:t>
+        <w:br/>
+        <w:t xml:space="preserve">            currency_hint = candidate</w:t>
+        <w:br/>
+        <w:br/>
+        <w:t xml:space="preserve">    return {</w:t>
+        <w:br/>
+        <w:t xml:space="preserve">        "title": title,</w:t>
+        <w:br/>
+        <w:t xml:space="preserve">        "amount": float(amount),</w:t>
+        <w:br/>
+        <w:t xml:space="preserve">        "category": category,</w:t>
+        <w:br/>
+        <w:t xml:space="preserve">        "currency_hint": currency_hint,</w:t>
+        <w:br/>
+        <w:t xml:space="preserve">    }</w:t>
         <w:br/>
         <w:br/>
         <w:br/>
@@ -5850,7 +6351,22 @@
         <w:br/>
         <w:t xml:space="preserve">    """</w:t>
         <w:br/>
-        <w:t xml:space="preserve">    messages = [{"role": "system", "content": CHAT_SYSTEM_PROMPT}]</w:t>
+        <w:t xml:space="preserve">    from datetime import datetime</w:t>
+        <w:br/>
+        <w:t xml:space="preserve">    now = datetime.now()</w:t>
+        <w:br/>
+        <w:t xml:space="preserve">    system_prompt = CHAT_SYSTEM_PROMPT.format(</w:t>
+        <w:br/>
+        <w:t xml:space="preserve">        today=now.strftime("%d %B %Y"),</w:t>
+        <w:br/>
+        <w:t xml:space="preserve">        current_month=now.strftime("%B"),</w:t>
+        <w:br/>
+        <w:t xml:space="preserve">        current_year=now.year,</w:t>
+        <w:br/>
+        <w:t xml:space="preserve">    )</w:t>
+        <w:br/>
+        <w:br/>
+        <w:t xml:space="preserve">    messages = [{"role": "system", "content": system_prompt}]</w:t>
         <w:br/>
         <w:t xml:space="preserve">    for msg in history or []:</w:t>
         <w:br/>
@@ -6115,6 +6631,89 @@
         <w:br/>
         <w:br/>
         <w:br/>
+        <w:t>def _format_indian(amount: float, decimals: int) -&gt; str:</w:t>
+        <w:br/>
+        <w:t xml:space="preserve">    """Indian-style comma grouping (1,00,000 / 10,00,000 / 1,23,45,678)."""</w:t>
+        <w:br/>
+        <w:t xml:space="preserve">    if decimals &gt; 0:</w:t>
+        <w:br/>
+        <w:t xml:space="preserve">        s = f"{amount:.{decimals}f}"</w:t>
+        <w:br/>
+        <w:t xml:space="preserve">        int_part, _, dec_part = s.partition(".")</w:t>
+        <w:br/>
+        <w:t xml:space="preserve">    else:</w:t>
+        <w:br/>
+        <w:t xml:space="preserve">        int_part = str(int(round(amount)))</w:t>
+        <w:br/>
+        <w:t xml:space="preserve">        dec_part = ""</w:t>
+        <w:br/>
+        <w:t xml:space="preserve">    negative = int_part.startswith("-")</w:t>
+        <w:br/>
+        <w:t xml:space="preserve">    if negative:</w:t>
+        <w:br/>
+        <w:t xml:space="preserve">        int_part = int_part[1:]</w:t>
+        <w:br/>
+        <w:t xml:space="preserve">    if len(int_part) &lt;= 3:</w:t>
+        <w:br/>
+        <w:t xml:space="preserve">        grouped = int_part</w:t>
+        <w:br/>
+        <w:t xml:space="preserve">    else:</w:t>
+        <w:br/>
+        <w:t xml:space="preserve">        last3 = int_part[-3:]</w:t>
+        <w:br/>
+        <w:t xml:space="preserve">        rest = int_part[:-3]</w:t>
+        <w:br/>
+        <w:t xml:space="preserve">        parts = []</w:t>
+        <w:br/>
+        <w:t xml:space="preserve">        while len(rest) &gt; 2:</w:t>
+        <w:br/>
+        <w:t xml:space="preserve">            parts.insert(0, rest[-2:])</w:t>
+        <w:br/>
+        <w:t xml:space="preserve">            rest = rest[:-2]</w:t>
+        <w:br/>
+        <w:t xml:space="preserve">        if rest:</w:t>
+        <w:br/>
+        <w:t xml:space="preserve">            parts.insert(0, rest)</w:t>
+        <w:br/>
+        <w:t xml:space="preserve">        grouped = ",".join(parts) + "," + last3</w:t>
+        <w:br/>
+        <w:t xml:space="preserve">    if negative:</w:t>
+        <w:br/>
+        <w:t xml:space="preserve">        grouped = "-" + grouped</w:t>
+        <w:br/>
+        <w:t xml:space="preserve">    return f"{grouped}.{dec_part}" if dec_part else grouped</w:t>
+        <w:br/>
+        <w:br/>
+        <w:br/>
+        <w:t>def format_amount(amount, currency: str, decimals: int = 0) -&gt; str:</w:t>
+        <w:br/>
+        <w:t xml:space="preserve">    """Locale-aware number formatting. INR -&gt; '1,00,000'; others -&gt; '100,000'.</w:t>
+        <w:br/>
+        <w:br/>
+        <w:t xml:space="preserve">    Returns plain numeric string (no currency symbol). Caller prepends symbol.</w:t>
+        <w:br/>
+        <w:t xml:space="preserve">    """</w:t>
+        <w:br/>
+        <w:t xml:space="preserve">    if amount is None:</w:t>
+        <w:br/>
+        <w:t xml:space="preserve">        return "0"</w:t>
+        <w:br/>
+        <w:t xml:space="preserve">    try:</w:t>
+        <w:br/>
+        <w:t xml:space="preserve">        amount = float(amount)</w:t>
+        <w:br/>
+        <w:t xml:space="preserve">    except (TypeError, ValueError):</w:t>
+        <w:br/>
+        <w:t xml:space="preserve">        return str(amount)</w:t>
+        <w:br/>
+        <w:t xml:space="preserve">    if (currency or "").upper() == "INR":</w:t>
+        <w:br/>
+        <w:t xml:space="preserve">        return _format_indian(amount, decimals)</w:t>
+        <w:br/>
+        <w:t xml:space="preserve">    return f"{amount:,.{decimals}f}"</w:t>
+        <w:br/>
+        <w:br/>
+        <w:br/>
         <w:t>def get_rate(from_currency: str, to_currency: str) -&gt; float:</w:t>
         <w:br/>
         <w:t xml:space="preserve">    """Get the exchange rate from one currency to another.</w:t>
@@ -6185,7 +6784,22 @@
         <w:br/>
         <w:t xml:space="preserve">    If different: converts and also stores original amount + rate for transparency.</w:t>
         <w:br/>
+        <w:br/>
+        <w:t xml:space="preserve">    Raises ValueError if input_currency is not a supported code.</w:t>
+        <w:br/>
         <w:t xml:space="preserve">    """</w:t>
+        <w:br/>
+        <w:t xml:space="preserve">    input_currency = (input_currency or "").upper()</w:t>
+        <w:br/>
+        <w:t xml:space="preserve">    if not supported(input_currency):</w:t>
+        <w:br/>
+        <w:t xml:space="preserve">        raise ValueError(</w:t>
+        <w:br/>
+        <w:t xml:space="preserve">            f"Unsupported currency: '{input_currency}'. "</w:t>
+        <w:br/>
+        <w:t xml:space="preserve">            f"Supported: {list(CURRENCIES.keys())}"</w:t>
+        <w:br/>
+        <w:t xml:space="preserve">        )</w:t>
         <w:br/>
         <w:t xml:space="preserve">    if input_currency == base_currency:</w:t>
         <w:br/>
@@ -6287,6 +6901,16 @@
         <w:br/>
         <w:t>from api_client import get, post, put, delete</w:t>
         <w:br/>
+        <w:t>from formatting import format_amount</w:t>
+        <w:br/>
+        <w:br/>
+        <w:br/>
+        <w:t>def fmt(amount, currency=None, decimals=0):</w:t>
+        <w:br/>
+        <w:t xml:space="preserve">    """Shorthand: format amount in the user's base currency unless overridden."""</w:t>
+        <w:br/>
+        <w:t xml:space="preserve">    return format_amount(amount, currency or BASE_CURRENCY, decimals)</w:t>
+        <w:br/>
         <w:br/>
         <w:t># Load base currency once per render</w:t>
         <w:br/>
@@ -6345,7 +6969,7 @@
         <w:br/>
         <w:t xml:space="preserve">            st.metric("This Month's Salary",</w:t>
         <w:br/>
-        <w:t xml:space="preserve">                      f"{BASE_SYMBOL}{salary_data['total_salary']:,.0f}")</w:t>
+        <w:t xml:space="preserve">                      f"{BASE_SYMBOL}{fmt(salary_data['total_salary'])}")</w:t>
         <w:br/>
         <w:t xml:space="preserve">        else:</w:t>
         <w:br/>
@@ -6405,9 +7029,13 @@
         <w:br/>
         <w:t xml:space="preserve">                    st.success(</w:t>
         <w:br/>
-        <w:t xml:space="preserve">                        f"Set salary: {result['original_currency']} {result['original_amount']:,.2f} → "</w:t>
-        <w:br/>
-        <w:t xml:space="preserve">                        f"{BASE_SYMBOL}{result['total_salary']:,.2f} (rate {result['exchange_rate']})"</w:t>
+        <w:t xml:space="preserve">                        f"Set salary: {result['original_currency']} "</w:t>
+        <w:br/>
+        <w:t xml:space="preserve">                        f"{fmt(result['original_amount'], result['original_currency'], 2)} → "</w:t>
+        <w:br/>
+        <w:t xml:space="preserve">                        f"{BASE_SYMBOL}{fmt(result['total_salary'], decimals=2)} "</w:t>
+        <w:br/>
+        <w:t xml:space="preserve">                        f"(rate {result['exchange_rate']})"</w:t>
         <w:br/>
         <w:t xml:space="preserve">                    )</w:t>
         <w:br/>
@@ -6461,19 +7089,21 @@
         <w:br/>
         <w:t xml:space="preserve">                    st.success(</w:t>
         <w:br/>
-        <w:t xml:space="preserve">                        f"Added: {result['original_currency']} {result['original_amount']:,.2f} → "</w:t>
-        <w:br/>
-        <w:t xml:space="preserve">                        f"{BASE_SYMBOL}{result['added_amount']:,.2f} "</w:t>
+        <w:t xml:space="preserve">                        f"Added: {result['original_currency']} "</w:t>
+        <w:br/>
+        <w:t xml:space="preserve">                        f"{fmt(result['original_amount'], result['original_currency'], 2)} → "</w:t>
+        <w:br/>
+        <w:t xml:space="preserve">                        f"{BASE_SYMBOL}{fmt(result['added_amount'], decimals=2)} "</w:t>
         <w:br/>
         <w:t xml:space="preserve">                        f"(rate {result['exchange_rate']}). "</w:t>
         <w:br/>
-        <w:t xml:space="preserve">                        f"New total: {BASE_SYMBOL}{result['total_salary']:,.2f}"</w:t>
+        <w:t xml:space="preserve">                        f"New total: {BASE_SYMBOL}{fmt(result['total_salary'], decimals=2)}"</w:t>
         <w:br/>
         <w:t xml:space="preserve">                    )</w:t>
         <w:br/>
         <w:t xml:space="preserve">                else:</w:t>
         <w:br/>
-        <w:t xml:space="preserve">                    st.success(f"New total salary: {BASE_SYMBOL}{result['total_salary']:,.2f}")</w:t>
+        <w:t xml:space="preserve">                    st.success(f"New total salary: {BASE_SYMBOL}{fmt(result['total_salary'], decimals=2)}")</w:t>
         <w:br/>
         <w:t xml:space="preserve">                st.rerun()</w:t>
         <w:br/>
@@ -6490,11 +7120,11 @@
         <w:br/>
         <w:t xml:space="preserve">        c1, c2, c3 = st.columns(3)</w:t>
         <w:br/>
-        <w:t xml:space="preserve">        c1.metric("Salary", f"{BASE_SYMBOL}{savings['summary']['salary']:,.0f}")</w:t>
-        <w:br/>
-        <w:t xml:space="preserve">        c2.metric("Spent", f"{BASE_SYMBOL}{savings['summary']['total_expenses']:,.0f}")</w:t>
-        <w:br/>
-        <w:t xml:space="preserve">        c3.metric("Savings", f"{BASE_SYMBOL}{savings['summary']['savings']:,.0f}")</w:t>
+        <w:t xml:space="preserve">        c1.metric("Salary", f"{BASE_SYMBOL}{fmt(savings['summary']['salary'])}")</w:t>
+        <w:br/>
+        <w:t xml:space="preserve">        c2.metric("Spent", f"{BASE_SYMBOL}{fmt(savings['summary']['total_expenses'])}")</w:t>
+        <w:br/>
+        <w:t xml:space="preserve">        c3.metric("Savings", f"{BASE_SYMBOL}{fmt(savings['summary']['savings'])}")</w:t>
         <w:br/>
         <w:t xml:space="preserve">        st.caption(savings.get("status", ""))</w:t>
         <w:br/>
@@ -6530,9 +7160,13 @@
         <w:br/>
         <w:t xml:space="preserve">    st.caption(</w:t>
         <w:br/>
-        <w:t xml:space="preserve">        "Type a full sentence — AI extracts title, amount, AND category. "</w:t>
-        <w:br/>
-        <w:t xml:space="preserve">        "Example: _\"I spent 1000 rs on food at zomato\"_"</w:t>
+        <w:t xml:space="preserve">        f"Type a full sentence — AI extracts title, amount, category, and currency. "</w:t>
+        <w:br/>
+        <w:t xml:space="preserve">        f"Mention a currency (e.g. _'500 rs'_, _'30 dollars'_, _'25 euros'_) to convert "</w:t>
+        <w:br/>
+        <w:t xml:space="preserve">        f"automatically; otherwise the amount is recorded in your base currency "</w:t>
+        <w:br/>
+        <w:t xml:space="preserve">        f"(**{BASE_SYMBOL} {BASE_CURRENCY}**)."</w:t>
         <w:br/>
         <w:t xml:space="preserve">    )</w:t>
         <w:br/>
@@ -6542,98 +7176,80 @@
         <w:br/>
         <w:t xml:space="preserve">            "Describe the expense in one line",</w:t>
         <w:br/>
-        <w:t xml:space="preserve">            placeholder='e.g. "Paid 350 for uber to office"',</w:t>
+        <w:t xml:space="preserve">            placeholder='e.g. "Paid 350 for uber" or "Spent 30 dollars on lunch"',</w:t>
         <w:br/>
         <w:t xml:space="preserve">        )</w:t>
         <w:br/>
-        <w:t xml:space="preserve">        nl_col1, nl_col2 = st.columns([1, 1])</w:t>
-        <w:br/>
-        <w:t xml:space="preserve">        with nl_col1:</w:t>
-        <w:br/>
-        <w:t xml:space="preserve">            nl_date = st.date_input("Date", value=date.today(), key="nl_date")</w:t>
-        <w:br/>
-        <w:t xml:space="preserve">        with nl_col2:</w:t>
-        <w:br/>
-        <w:t xml:space="preserve">            _idx = CURRENCY_CODES.index(BASE_CURRENCY) if BASE_CURRENCY in CURRENCY_CODES else 0</w:t>
-        <w:br/>
-        <w:t xml:space="preserve">            nl_curr_label = st.selectbox(</w:t>
-        <w:br/>
-        <w:t xml:space="preserve">                "Currency typed in", CURRENCY_LABELS,</w:t>
-        <w:br/>
-        <w:t xml:space="preserve">                index=_idx, key="nl_curr",</w:t>
-        <w:br/>
-        <w:t xml:space="preserve">                help="Will be converted to your base currency if different.",</w:t>
+        <w:t xml:space="preserve">        nl_date = st.date_input("Date", value=date.today(), key="nl_date")</w:t>
+        <w:br/>
+        <w:br/>
+        <w:t xml:space="preserve">        if st.form_submit_button("Parse &amp; Add with AI"):</w:t>
+        <w:br/>
+        <w:t xml:space="preserve">            if nl_text.strip():</w:t>
+        <w:br/>
+        <w:t xml:space="preserve">                with st.spinner("🤖 AI is parsing your sentence..."):</w:t>
+        <w:br/>
+        <w:t xml:space="preserve">                    try:</w:t>
+        <w:br/>
+        <w:t xml:space="preserve">                        result = post("/expenses/natural", {</w:t>
+        <w:br/>
+        <w:t xml:space="preserve">                            "text": nl_text,</w:t>
+        <w:br/>
+        <w:t xml:space="preserve">                            "date": nl_date.isoformat(),</w:t>
+        <w:br/>
+        <w:t xml:space="preserve">                        })</w:t>
+        <w:br/>
+        <w:t xml:space="preserve">                        exp = result["expense"]</w:t>
+        <w:br/>
+        <w:t xml:space="preserve">                        msg = (f"Added **{exp['title']}** • "</w:t>
+        <w:br/>
+        <w:t xml:space="preserve">                               f"{BASE_SYMBOL}{fmt(exp['amount'], decimals=2)} • "</w:t>
+        <w:br/>
+        <w:t xml:space="preserve">                               f"**{exp['category']}** • {exp['date']}")</w:t>
+        <w:br/>
+        <w:t xml:space="preserve">                        if "original_currency" in exp and exp["original_currency"] != BASE_CURRENCY:</w:t>
+        <w:br/>
+        <w:t xml:space="preserve">                            msg += (f" _(from {exp['original_currency']} "</w:t>
+        <w:br/>
+        <w:t xml:space="preserve">                                    f"{fmt(exp['original_amount'], exp['original_currency'], 2)} "</w:t>
+        <w:br/>
+        <w:t xml:space="preserve">                                    f"@ rate {exp['exchange_rate']})_")</w:t>
+        <w:br/>
+        <w:t xml:space="preserve">                        st.success(msg)</w:t>
+        <w:br/>
+        <w:t xml:space="preserve">                        st.rerun()</w:t>
+        <w:br/>
+        <w:t xml:space="preserve">                    except Exception as e:</w:t>
+        <w:br/>
+        <w:t xml:space="preserve">                        st.error(f"Could not parse: {e}")</w:t>
+        <w:br/>
+        <w:br/>
+        <w:t># -------- Manual Add Tab --------</w:t>
+        <w:br/>
+        <w:t>with tab_manual:</w:t>
+        <w:br/>
+        <w:t xml:space="preserve">    with st.form("manual_form", clear_on_submit=True):</w:t>
+        <w:br/>
+        <w:t xml:space="preserve">        m_title = st.text_input("Title", key="manual_title")</w:t>
+        <w:br/>
+        <w:t xml:space="preserve">        m_col_a, m_col_b = st.columns([2, 1])</w:t>
+        <w:br/>
+        <w:t xml:space="preserve">        with m_col_a:</w:t>
+        <w:br/>
+        <w:t xml:space="preserve">            m_amount = st.number_input("Amount", min_value=0.0, step=50.0,</w:t>
+        <w:br/>
+        <w:t xml:space="preserve">                                       key="manual_amount")</w:t>
+        <w:br/>
+        <w:t xml:space="preserve">        with m_col_b:</w:t>
+        <w:br/>
+        <w:t xml:space="preserve">            _idx_m = CURRENCY_CODES.index(BASE_CURRENCY) if BASE_CURRENCY in CURRENCY_CODES else 0</w:t>
+        <w:br/>
+        <w:t xml:space="preserve">            m_curr_label = st.selectbox(</w:t>
+        <w:br/>
+        <w:t xml:space="preserve">                "Currency", CURRENCY_LABELS, index=_idx_m, key="manual_curr",</w:t>
         <w:br/>
         <w:t xml:space="preserve">            )</w:t>
         <w:br/>
-        <w:t xml:space="preserve">        nl_currency = CURRENCY_CODES[CURRENCY_LABELS.index(nl_curr_label)]</w:t>
-        <w:br/>
-        <w:br/>
-        <w:t xml:space="preserve">        if st.form_submit_button("Parse &amp; Add with AI"):</w:t>
-        <w:br/>
-        <w:t xml:space="preserve">            if nl_text.strip():</w:t>
-        <w:br/>
-        <w:t xml:space="preserve">                with st.spinner("🤖 AI is parsing your sentence..."):</w:t>
-        <w:br/>
-        <w:t xml:space="preserve">                    try:</w:t>
-        <w:br/>
-        <w:t xml:space="preserve">                        result = post("/expenses/natural", {</w:t>
-        <w:br/>
-        <w:t xml:space="preserve">                            "text": nl_text,</w:t>
-        <w:br/>
-        <w:t xml:space="preserve">                            "date": nl_date.isoformat(),</w:t>
-        <w:br/>
-        <w:t xml:space="preserve">                            "currency": nl_currency,</w:t>
-        <w:br/>
-        <w:t xml:space="preserve">                        })</w:t>
-        <w:br/>
-        <w:t xml:space="preserve">                        exp = result["expense"]</w:t>
-        <w:br/>
-        <w:t xml:space="preserve">                        msg = (f"Added **{exp['title']}** • {BASE_SYMBOL}{exp['amount']:,.2f} • "</w:t>
-        <w:br/>
-        <w:t xml:space="preserve">                               f"**{exp['category']}** • {exp['date']}")</w:t>
-        <w:br/>
-        <w:t xml:space="preserve">                        if "original_currency" in exp and exp["original_currency"] != BASE_CURRENCY:</w:t>
-        <w:br/>
-        <w:t xml:space="preserve">                            msg += (f" _(from {exp['original_currency']} "</w:t>
-        <w:br/>
-        <w:t xml:space="preserve">                                    f"{exp['original_amount']:,.2f} @ rate {exp['exchange_rate']})_")</w:t>
-        <w:br/>
-        <w:t xml:space="preserve">                        st.success(msg)</w:t>
-        <w:br/>
-        <w:t xml:space="preserve">                        st.rerun()</w:t>
-        <w:br/>
-        <w:t xml:space="preserve">                    except Exception as e:</w:t>
-        <w:br/>
-        <w:t xml:space="preserve">                        st.error(f"Could not parse: {e}")</w:t>
-        <w:br/>
-        <w:br/>
-        <w:t># -------- Manual Add Tab --------</w:t>
-        <w:br/>
-        <w:t>with tab_manual:</w:t>
-        <w:br/>
-        <w:t xml:space="preserve">    with st.form("manual_form", clear_on_submit=True):</w:t>
-        <w:br/>
-        <w:t xml:space="preserve">        m_title = st.text_input("Title", key="manual_title")</w:t>
-        <w:br/>
-        <w:t xml:space="preserve">        m_col_a, m_col_b = st.columns([2, 1])</w:t>
-        <w:br/>
-        <w:t xml:space="preserve">        with m_col_a:</w:t>
-        <w:br/>
-        <w:t xml:space="preserve">            m_amount = st.number_input("Amount", min_value=0.0, step=50.0,</w:t>
-        <w:br/>
-        <w:t xml:space="preserve">                                       key="manual_amount")</w:t>
-        <w:br/>
-        <w:t xml:space="preserve">        with m_col_b:</w:t>
-        <w:br/>
-        <w:t xml:space="preserve">            _idx_m = CURRENCY_CODES.index(BASE_CURRENCY) if BASE_CURRENCY in CURRENCY_CODES else 0</w:t>
-        <w:br/>
-        <w:t xml:space="preserve">            m_curr_label = st.selectbox(</w:t>
-        <w:br/>
-        <w:t xml:space="preserve">                "Currency", CURRENCY_LABELS, index=_idx_m, key="manual_curr",</w:t>
-        <w:br/>
-        <w:t xml:space="preserve">            )</w:t>
-        <w:br/>
         <w:t xml:space="preserve">        m_currency = CURRENCY_CODES[CURRENCY_LABELS.index(m_curr_label)]</w:t>
         <w:br/>
         <w:t xml:space="preserve">        m_category = st.selectbox("Category", [</w:t>
@@ -6668,9 +7284,13 @@
         <w:br/>
         <w:t xml:space="preserve">                st.success(</w:t>
         <w:br/>
-        <w:t xml:space="preserve">                    f"Converted {exp['original_currency']} {exp['original_amount']:,.2f} → "</w:t>
-        <w:br/>
-        <w:t xml:space="preserve">                    f"{BASE_SYMBOL}{exp['amount']:,.2f} (rate {exp['exchange_rate']})"</w:t>
+        <w:t xml:space="preserve">                    f"Converted {exp['original_currency']} "</w:t>
+        <w:br/>
+        <w:t xml:space="preserve">                    f"{fmt(exp['original_amount'], exp['original_currency'], 2)} → "</w:t>
+        <w:br/>
+        <w:t xml:space="preserve">                    f"{BASE_SYMBOL}{fmt(exp['amount'], decimals=2)} "</w:t>
+        <w:br/>
+        <w:t xml:space="preserve">                    f"(rate {exp['exchange_rate']})"</w:t>
         <w:br/>
         <w:t xml:space="preserve">                )</w:t>
         <w:br/>
@@ -6716,7 +7336,7 @@
         <w:br/>
         <w:t xml:space="preserve">            cols[0].write(f"**{expense['title']}**")</w:t>
         <w:br/>
-        <w:t xml:space="preserve">            cols[1].write(f"{BASE_SYMBOL}{expense['amount']:,.0f}")</w:t>
+        <w:t xml:space="preserve">            cols[1].write(f"{BASE_SYMBOL}{fmt(expense['amount'])}")</w:t>
         <w:br/>
         <w:t xml:space="preserve">            cols[2].write(f"_{expense['category']}_")</w:t>
         <w:br/>
@@ -6925,6 +7545,148 @@
         <w:pStyle w:val="Heading3"/>
       </w:pPr>
       <w:r>
+        <w:t>frontend/formatting.py</w:t>
+      </w:r>
+    </w:p>
+    <w:p>
+      <w:pPr>
+        <w:ind w:left="288"/>
+      </w:pPr>
+      <w:r>
+        <w:rPr>
+          <w:rFonts w:ascii="Courier New" w:hAnsi="Courier New"/>
+          <w:color w:val="333333"/>
+          <w:sz w:val="18"/>
+        </w:rPr>
+        <w:t>"""Locale-aware number formatting helpers for the frontend.</w:t>
+        <w:br/>
+        <w:br/>
+        <w:t>Indian numbering uses '1,00,000' (lakh) grouping; most other currencies use</w:t>
+        <w:br/>
+        <w:t>the Western '100,000' grouping. format_amount picks the right style based on</w:t>
+        <w:br/>
+        <w:t>the currency code.</w:t>
+        <w:br/>
+        <w:t>"""</w:t>
+        <w:br/>
+        <w:br/>
+        <w:br/>
+        <w:t>def _format_indian(amount: float, decimals: int) -&gt; str:</w:t>
+        <w:br/>
+        <w:t xml:space="preserve">    """Format a number using the Indian lakh/crore comma style.</w:t>
+        <w:br/>
+        <w:br/>
+        <w:t xml:space="preserve">    Examples (decimals=0):</w:t>
+        <w:br/>
+        <w:t xml:space="preserve">        100      -&gt; '100'</w:t>
+        <w:br/>
+        <w:t xml:space="preserve">        12345    -&gt; '12,345'</w:t>
+        <w:br/>
+        <w:t xml:space="preserve">        100000   -&gt; '1,00,000'</w:t>
+        <w:br/>
+        <w:t xml:space="preserve">        1000000  -&gt; '10,00,000'</w:t>
+        <w:br/>
+        <w:t xml:space="preserve">        12345678 -&gt; '1,23,45,678'</w:t>
+        <w:br/>
+        <w:t xml:space="preserve">    """</w:t>
+        <w:br/>
+        <w:t xml:space="preserve">    if decimals &gt; 0:</w:t>
+        <w:br/>
+        <w:t xml:space="preserve">        s = f"{amount:.{decimals}f}"</w:t>
+        <w:br/>
+        <w:t xml:space="preserve">        int_part, _, dec_part = s.partition(".")</w:t>
+        <w:br/>
+        <w:t xml:space="preserve">    else:</w:t>
+        <w:br/>
+        <w:t xml:space="preserve">        int_part = str(int(round(amount)))</w:t>
+        <w:br/>
+        <w:t xml:space="preserve">        dec_part = ""</w:t>
+        <w:br/>
+        <w:br/>
+        <w:t xml:space="preserve">    negative = int_part.startswith("-")</w:t>
+        <w:br/>
+        <w:t xml:space="preserve">    if negative:</w:t>
+        <w:br/>
+        <w:t xml:space="preserve">        int_part = int_part[1:]</w:t>
+        <w:br/>
+        <w:br/>
+        <w:t xml:space="preserve">    if len(int_part) &lt;= 3:</w:t>
+        <w:br/>
+        <w:t xml:space="preserve">        grouped = int_part</w:t>
+        <w:br/>
+        <w:t xml:space="preserve">    else:</w:t>
+        <w:br/>
+        <w:t xml:space="preserve">        last3 = int_part[-3:]</w:t>
+        <w:br/>
+        <w:t xml:space="preserve">        rest = int_part[:-3]</w:t>
+        <w:br/>
+        <w:t xml:space="preserve">        parts = []</w:t>
+        <w:br/>
+        <w:t xml:space="preserve">        while len(rest) &gt; 2:</w:t>
+        <w:br/>
+        <w:t xml:space="preserve">            parts.insert(0, rest[-2:])</w:t>
+        <w:br/>
+        <w:t xml:space="preserve">            rest = rest[:-2]</w:t>
+        <w:br/>
+        <w:t xml:space="preserve">        if rest:</w:t>
+        <w:br/>
+        <w:t xml:space="preserve">            parts.insert(0, rest)</w:t>
+        <w:br/>
+        <w:t xml:space="preserve">        grouped = ",".join(parts) + "," + last3</w:t>
+        <w:br/>
+        <w:br/>
+        <w:t xml:space="preserve">    if negative:</w:t>
+        <w:br/>
+        <w:t xml:space="preserve">        grouped = "-" + grouped</w:t>
+        <w:br/>
+        <w:br/>
+        <w:t xml:space="preserve">    return f"{grouped}.{dec_part}" if dec_part else grouped</w:t>
+        <w:br/>
+        <w:br/>
+        <w:br/>
+        <w:t>def format_amount(amount, currency: str, decimals: int = 0) -&gt; str:</w:t>
+        <w:br/>
+        <w:t xml:space="preserve">    """Format an amount using the right thousands-separator style for the currency.</w:t>
+        <w:br/>
+        <w:br/>
+        <w:t xml:space="preserve">    - INR -&gt; Indian lakh style (1,00,000)</w:t>
+        <w:br/>
+        <w:t xml:space="preserve">    - Anything else -&gt; Western style (100,000)</w:t>
+        <w:br/>
+        <w:br/>
+        <w:t xml:space="preserve">    Always returns a string (no currency symbol). Caller is responsible for</w:t>
+        <w:br/>
+        <w:t xml:space="preserve">    prepending the symbol.</w:t>
+        <w:br/>
+        <w:t xml:space="preserve">    """</w:t>
+        <w:br/>
+        <w:t xml:space="preserve">    if amount is None:</w:t>
+        <w:br/>
+        <w:t xml:space="preserve">        return "0"</w:t>
+        <w:br/>
+        <w:t xml:space="preserve">    try:</w:t>
+        <w:br/>
+        <w:t xml:space="preserve">        amount = float(amount)</w:t>
+        <w:br/>
+        <w:t xml:space="preserve">    except (TypeError, ValueError):</w:t>
+        <w:br/>
+        <w:t xml:space="preserve">        return str(amount)</w:t>
+        <w:br/>
+        <w:br/>
+        <w:t xml:space="preserve">    if (currency or "").upper() == "INR":</w:t>
+        <w:br/>
+        <w:t xml:space="preserve">        return _format_indian(amount, decimals)</w:t>
+        <w:br/>
+        <w:br/>
+        <w:t xml:space="preserve">    return f"{amount:,.{decimals}f}"</w:t>
+        <w:br/>
+      </w:r>
+    </w:p>
+    <w:p>
+      <w:pPr>
+        <w:pStyle w:val="Heading3"/>
+      </w:pPr>
+      <w:r>
         <w:t>frontend/pages/1_Monthly_Summary.py</w:t>
       </w:r>
     </w:p>
@@ -6950,6 +7712,8 @@
         <w:br/>
         <w:t>from api_client import get</w:t>
         <w:br/>
+        <w:t>from formatting import format_amount</w:t>
+        <w:br/>
         <w:br/>
         <w:t>st.set_page_config(page_title="Monthly Summary", page_icon="📊", layout="wide")</w:t>
         <w:br/>
@@ -6964,10 +7728,20 @@
         <w:br/>
         <w:t xml:space="preserve">    SYMBOL = _settings["symbol"]</w:t>
         <w:br/>
+        <w:t xml:space="preserve">    BASE_CURRENCY = _settings["base_currency"]</w:t>
+        <w:br/>
         <w:t>except Exception:</w:t>
         <w:br/>
         <w:t xml:space="preserve">    SYMBOL = "₹"</w:t>
         <w:br/>
+        <w:t xml:space="preserve">    BASE_CURRENCY = "INR"</w:t>
+        <w:br/>
+        <w:br/>
+        <w:br/>
+        <w:t>def fmt(amount, decimals=0):</w:t>
+        <w:br/>
+        <w:t xml:space="preserve">    return format_amount(amount, BASE_CURRENCY, decimals)</w:t>
+        <w:br/>
         <w:br/>
         <w:t># ============= Month / Year selector =============</w:t>
         <w:br/>
@@ -7029,7 +7803,7 @@
         <w:br/>
         <w:t xml:space="preserve">    f"Total Spent in {data['month']}",</w:t>
         <w:br/>
-        <w:t xml:space="preserve">    f"{SYMBOL}{data['total']:,.0f}",</w:t>
+        <w:t xml:space="preserve">    f"{SYMBOL}{fmt(data['total'])}",</w:t>
         <w:br/>
         <w:t xml:space="preserve">    help=f"{data.get('expense_count', 0)} transactions",</w:t>
         <w:br/>
@@ -7079,9 +7853,19 @@
         <w:br/>
         <w:t xml:space="preserve">    )</w:t>
         <w:br/>
-        <w:t xml:space="preserve">    fig.update_traces(textinfo="percent+label",</w:t>
-        <w:br/>
-        <w:t xml:space="preserve">                      hovertemplate=f"%{{label}}: {SYMBOL}%{{value:,.0f}}&lt;extra&gt;&lt;/extra&gt;")</w:t>
+        <w:t xml:space="preserve">    # Pre-format amounts so the pie chart hover uses Indian-style commas for INR</w:t>
+        <w:br/>
+        <w:t xml:space="preserve">    df["Amount_fmt"] = df["Amount"].apply(lambda v: fmt(v))</w:t>
+        <w:br/>
+        <w:t xml:space="preserve">    fig.update_traces(</w:t>
+        <w:br/>
+        <w:t xml:space="preserve">        textinfo="percent+label",</w:t>
+        <w:br/>
+        <w:t xml:space="preserve">        customdata=df[["Amount_fmt"]].values,</w:t>
+        <w:br/>
+        <w:t xml:space="preserve">        hovertemplate=f"%{{label}}: {SYMBOL}%{{customdata[0]}}&lt;extra&gt;&lt;/extra&gt;",</w:t>
+        <w:br/>
+        <w:t xml:space="preserve">    )</w:t>
         <w:br/>
         <w:t xml:space="preserve">    st.plotly_chart(fig, use_container_width=True)</w:t>
         <w:br/>
@@ -7094,7 +7878,7 @@
         <w:br/>
         <w:t xml:space="preserve">    df_display["Percentage"] = (df_display["Amount"] / df_display["Amount"].sum() * 100).round(1)</w:t>
         <w:br/>
-        <w:t xml:space="preserve">    df_display["Amount"] = df_display["Amount"].apply(lambda x: f"{SYMBOL}{x:,.0f}")</w:t>
+        <w:t xml:space="preserve">    df_display["Amount"] = df_display["Amount"].apply(lambda x: f"{SYMBOL}{fmt(x)}")</w:t>
         <w:br/>
         <w:t xml:space="preserve">    df_display["Percentage"] = df_display["Percentage"].apply(lambda x: f"{x}%")</w:t>
         <w:br/>
@@ -7111,7 +7895,7 @@
         <w:br/>
         <w:t xml:space="preserve">        f"🏆 Your biggest expense category is **{top_cat['Category']}** "</w:t>
         <w:br/>
-        <w:t xml:space="preserve">        f"at {SYMBOL}{top_cat['Amount']:,.0f} ({pct:.0f}%)"</w:t>
+        <w:t xml:space="preserve">        f"at {SYMBOL}{fmt(top_cat['Amount'])} ({pct:.0f}%)"</w:t>
         <w:br/>
         <w:t xml:space="preserve">    )</w:t>
         <w:br/>
@@ -7145,6 +7929,8 @@
         <w:br/>
         <w:t>from api_client import get</w:t>
         <w:br/>
+        <w:t>from formatting import format_amount</w:t>
+        <w:br/>
         <w:br/>
         <w:t>st.set_page_config(page_title="Yearly Summary", page_icon="📈", layout="wide")</w:t>
         <w:br/>
@@ -7159,10 +7945,20 @@
         <w:br/>
         <w:t xml:space="preserve">    SYMBOL = _settings["symbol"]</w:t>
         <w:br/>
+        <w:t xml:space="preserve">    BASE_CURRENCY = _settings["base_currency"]</w:t>
+        <w:br/>
         <w:t>except Exception:</w:t>
         <w:br/>
         <w:t xml:space="preserve">    SYMBOL = "₹"</w:t>
         <w:br/>
+        <w:t xml:space="preserve">    BASE_CURRENCY = "INR"</w:t>
+        <w:br/>
+        <w:br/>
+        <w:br/>
+        <w:t>def fmt(amount, decimals=0):</w:t>
+        <w:br/>
+        <w:t xml:space="preserve">    return format_amount(amount, BASE_CURRENCY, decimals)</w:t>
+        <w:br/>
         <w:br/>
         <w:t>try:</w:t>
         <w:br/>
@@ -7183,7 +7979,7 @@
         <w:br/>
         <w:t xml:space="preserve">    f"Total Spent in {data['year']}",</w:t>
         <w:br/>
-        <w:t xml:space="preserve">    f"{SYMBOL}{data['grand_total']:,.0f}",</w:t>
+        <w:t xml:space="preserve">    f"{SYMBOL}{fmt(data['grand_total'])}",</w:t>
         <w:br/>
         <w:t>)</w:t>
         <w:br/>
@@ -7218,6 +8014,8 @@
         <w:br/>
         <w:t>])</w:t>
         <w:br/>
+        <w:t>monthly_df["Label"] = monthly_df["Amount"].apply(lambda v: f"{SYMBOL}{fmt(v)}")</w:t>
+        <w:br/>
         <w:br/>
         <w:t>fig_bar = px.bar(</w:t>
         <w:br/>
@@ -7227,21 +8025,21 @@
         <w:br/>
         <w:t xml:space="preserve">    y="Amount",</w:t>
         <w:br/>
-        <w:t xml:space="preserve">    text="Amount",</w:t>
+        <w:t xml:space="preserve">    text="Label",</w:t>
         <w:br/>
         <w:t xml:space="preserve">    color="Amount",</w:t>
         <w:br/>
         <w:t xml:space="preserve">    color_continuous_scale="Viridis",</w:t>
         <w:br/>
+        <w:t xml:space="preserve">    custom_data=["Label"],</w:t>
+        <w:br/>
         <w:t>)</w:t>
         <w:br/>
         <w:t>fig_bar.update_traces(</w:t>
         <w:br/>
-        <w:t xml:space="preserve">    texttemplate=f"{SYMBOL}%{{text:,.0f}}",</w:t>
-        <w:br/>
         <w:t xml:space="preserve">    textposition="outside",</w:t>
         <w:br/>
-        <w:t xml:space="preserve">    hovertemplate=f"%{{x}}: {SYMBOL}%{{y:,.0f}}&lt;extra&gt;&lt;/extra&gt;",</w:t>
+        <w:t xml:space="preserve">    hovertemplate=f"%{{x}}: %{{customdata[0]}}&lt;extra&gt;&lt;/extra&gt;",</w:t>
         <w:br/>
         <w:t>)</w:t>
         <w:br/>
@@ -7267,6 +8065,8 @@
         <w:br/>
         <w:t xml:space="preserve">    ).sort_values("Amount", ascending=False)</w:t>
         <w:br/>
+        <w:t xml:space="preserve">    cat_df["Label"] = cat_df["Amount"].apply(lambda v: f"{SYMBOL}{fmt(v)}")</w:t>
+        <w:br/>
         <w:br/>
         <w:t xml:space="preserve">    fig_cat = px.bar(</w:t>
         <w:br/>
@@ -7276,21 +8076,21 @@
         <w:br/>
         <w:t xml:space="preserve">        y="Amount",</w:t>
         <w:br/>
-        <w:t xml:space="preserve">        text="Amount",</w:t>
+        <w:t xml:space="preserve">        text="Label",</w:t>
         <w:br/>
         <w:t xml:space="preserve">        color="Category",</w:t>
         <w:br/>
         <w:t xml:space="preserve">        color_discrete_sequence=px.colors.qualitative.Set3,</w:t>
         <w:br/>
+        <w:t xml:space="preserve">        custom_data=["Label"],</w:t>
+        <w:br/>
         <w:t xml:space="preserve">    )</w:t>
         <w:br/>
         <w:t xml:space="preserve">    fig_cat.update_traces(</w:t>
         <w:br/>
-        <w:t xml:space="preserve">        texttemplate=f"{SYMBOL}%{{text:,.0f}}",</w:t>
-        <w:br/>
         <w:t xml:space="preserve">        textposition="outside",</w:t>
         <w:br/>
-        <w:t xml:space="preserve">        hovertemplate=f"%{{x}}: {SYMBOL}%{{y:,.0f}}&lt;extra&gt;&lt;/extra&gt;",</w:t>
+        <w:t xml:space="preserve">        hovertemplate=f"%{{x}}: %{{customdata[0]}}&lt;extra&gt;&lt;/extra&gt;",</w:t>
         <w:br/>
         <w:t xml:space="preserve">    )</w:t>
         <w:br/>
